--- a/KHAO_SAT_NHAP_FORMS.docx
+++ b/KHAO_SAT_NHAP_FORMS.docx
@@ -1080,7 +1080,7 @@
           <w:sz w:val="24"/>
           <w:szCs w:val="24"/>
         </w:rPr>
-        <w:t xml:space="preserve">13. Bạn hài lòng tới đâu với KẾT QUẢ phân bổ mình nhận được?</w:t>
+        <w:t xml:space="preserve">13. Bạn hài lòng tới đâu với KẾT QUẢ sắp xếp mình nhận được?</w:t>
       </w:r>
     </w:p>
     <w:p>
@@ -1165,7 +1165,7 @@
           <w:sz w:val="24"/>
           <w:szCs w:val="24"/>
         </w:rPr>
-        <w:t xml:space="preserve">14. Bạn hài lòng tới đâu với CÁCH TRƯỜNG XÉT để phân bổ?</w:t>
+        <w:t xml:space="preserve">14. Bạn hài lòng tới đâu với CÁCH TRƯỜNG XÉT để sắp xếp?</w:t>
       </w:r>
     </w:p>
     <w:p>
